--- a/briefings/线口监测早报-2026-08-31.docx
+++ b/briefings/线口监测早报-2026-08-31.docx
@@ -22,7 +22,7 @@
           <w:color w:val="888888"/>
           <w:sz w:val="18"/>
         </w:rPr>
-        <w:t>监测窗口:近48小时 | 生成时间:2026-08-31 08:23</w:t>
+        <w:t>监测窗口:近48小时 | 生成时间:2026-08-31 09:23</w:t>
       </w:r>
     </w:p>
     <w:p>
@@ -70,6 +70,108 @@
           <w:color w:val="888888"/>
           <w:sz w:val="24"/>
         </w:rPr>
+        <w:t>北邮牵头：全球首个太空算力云实现常态化在轨试验服务</w:t>
+      </w:r>
+    </w:p>
+    <w:p>
+      <w:r>
+        <w:rPr>
+          <w:rFonts w:ascii="Times New Roman" w:hAnsi="Times New Roman" w:eastAsia="宋体"/>
+          <w:color w:val="888888"/>
+          <w:sz w:val="18"/>
+        </w:rPr>
+        <w:t>来源:IT之家 | 时间:08-31 09:12</w:t>
+      </w:r>
+    </w:p>
+    <w:p>
+      <w:r>
+        <w:rPr>
+          <w:rFonts w:ascii="Times New Roman" w:hAnsi="Times New Roman" w:eastAsia="宋体"/>
+          <w:sz w:val="18"/>
+        </w:rPr>
+        <w:t>链接:</w:t>
+      </w:r>
+      <w:hyperlink r:id="rId9">
+        <w:r>
+          <w:rPr>
+            <w:color w:val="0563C1"/>
+            <w:u w:val="single"/>
+          </w:rPr>
+          <w:t>北邮牵头：全球首个太空算力云实现常态化在轨试验服务</w:t>
+        </w:r>
+      </w:hyperlink>
+    </w:p>
+    <w:p>
+      <w:pPr>
+        <w:pStyle w:val="Heading3"/>
+      </w:pPr>
+      <w:r>
+        <w:rPr>
+          <w:rFonts w:ascii="Times New Roman" w:hAnsi="Times New Roman" w:eastAsia="黑体"/>
+          <w:b w:val="0"/>
+          <w:color w:val="888888"/>
+          <w:sz w:val="24"/>
+        </w:rPr>
+        <w:t>【C级·参考】</w:t>
+      </w:r>
+      <w:r>
+        <w:rPr>
+          <w:rFonts w:ascii="Times New Roman" w:hAnsi="Times New Roman" w:eastAsia="黑体"/>
+          <w:b w:val="0"/>
+          <w:color w:val="888888"/>
+          <w:sz w:val="24"/>
+        </w:rPr>
+        <w:t>长虹追光 Q60S Pro 电视发布：39mm 厚度 0 距离贴墙，行业首创 AI 星河呼吸灯</w:t>
+      </w:r>
+    </w:p>
+    <w:p>
+      <w:r>
+        <w:rPr>
+          <w:rFonts w:ascii="Times New Roman" w:hAnsi="Times New Roman" w:eastAsia="宋体"/>
+          <w:color w:val="888888"/>
+          <w:sz w:val="18"/>
+        </w:rPr>
+        <w:t>来源:IT之家 | 时间:08-31 09:08</w:t>
+      </w:r>
+    </w:p>
+    <w:p>
+      <w:r>
+        <w:rPr>
+          <w:rFonts w:ascii="Times New Roman" w:hAnsi="Times New Roman" w:eastAsia="宋体"/>
+          <w:sz w:val="18"/>
+        </w:rPr>
+        <w:t>链接:</w:t>
+      </w:r>
+      <w:hyperlink r:id="rId10">
+        <w:r>
+          <w:rPr>
+            <w:color w:val="0563C1"/>
+            <w:u w:val="single"/>
+          </w:rPr>
+          <w:t>长虹追光 Q60S Pro 电视发布：39mm 厚度 0 距离贴墙，行业首创 AI 星河呼吸灯</w:t>
+        </w:r>
+      </w:hyperlink>
+    </w:p>
+    <w:p>
+      <w:pPr>
+        <w:pStyle w:val="Heading3"/>
+      </w:pPr>
+      <w:r>
+        <w:rPr>
+          <w:rFonts w:ascii="Times New Roman" w:hAnsi="Times New Roman" w:eastAsia="黑体"/>
+          <w:b w:val="0"/>
+          <w:color w:val="888888"/>
+          <w:sz w:val="24"/>
+        </w:rPr>
+        <w:t>【C级·参考】</w:t>
+      </w:r>
+      <w:r>
+        <w:rPr>
+          <w:rFonts w:ascii="Times New Roman" w:hAnsi="Times New Roman" w:eastAsia="黑体"/>
+          <w:b w:val="0"/>
+          <w:color w:val="888888"/>
+          <w:sz w:val="24"/>
+        </w:rPr>
         <w:t>上线不足一个月：米哈游 AI 女友桌面陪伴软件《BSide: Olivia Lin》今起停运，离线版本可限时领取</w:t>
       </w:r>
     </w:p>
@@ -91,7 +193,7 @@
         </w:rPr>
         <w:t>链接:</w:t>
       </w:r>
-      <w:hyperlink r:id="rId9">
+      <w:hyperlink r:id="rId11">
         <w:r>
           <w:rPr>
             <w:color w:val="0563C1"/>
@@ -142,7 +244,7 @@
         </w:rPr>
         <w:t>链接:</w:t>
       </w:r>
-      <w:hyperlink r:id="rId10">
+      <w:hyperlink r:id="rId12">
         <w:r>
           <w:rPr>
             <w:color w:val="0563C1"/>
@@ -193,7 +295,7 @@
         </w:rPr>
         <w:t>链接:</w:t>
       </w:r>
-      <w:hyperlink r:id="rId11">
+      <w:hyperlink r:id="rId13">
         <w:r>
           <w:rPr>
             <w:color w:val="0563C1"/>
@@ -244,7 +346,7 @@
         </w:rPr>
         <w:t>链接:</w:t>
       </w:r>
-      <w:hyperlink r:id="rId12">
+      <w:hyperlink r:id="rId14">
         <w:r>
           <w:rPr>
             <w:color w:val="0563C1"/>
@@ -295,7 +397,7 @@
         </w:rPr>
         <w:t>链接:</w:t>
       </w:r>
-      <w:hyperlink r:id="rId13">
+      <w:hyperlink r:id="rId15">
         <w:r>
           <w:rPr>
             <w:color w:val="0563C1"/>
@@ -346,7 +448,7 @@
         </w:rPr>
         <w:t>链接:</w:t>
       </w:r>
-      <w:hyperlink r:id="rId14">
+      <w:hyperlink r:id="rId16">
         <w:r>
           <w:rPr>
             <w:color w:val="0563C1"/>
@@ -376,7 +478,7 @@
           <w:color w:val="888888"/>
           <w:sz w:val="24"/>
         </w:rPr>
-        <w:t>巴克莱研究：AI 模型公司每赚 100 美元，约 35 至 40 美元流向三大云巨头</w:t>
+        <w:t>苹果2027年推首款AI眼镜：无屏设计聚焦视觉智能 重新定义人机交互新体验</w:t>
       </w:r>
     </w:p>
     <w:p>
@@ -386,7 +488,7 @@
           <w:color w:val="888888"/>
           <w:sz w:val="18"/>
         </w:rPr>
-        <w:t>来源:IT之家 | 时间:08-30 19:07</w:t>
+        <w:t>来源:Bing新闻 | 时间:08-30 19:24</w:t>
       </w:r>
     </w:p>
     <w:p>
@@ -397,64 +499,13 @@
         </w:rPr>
         <w:t>链接:</w:t>
       </w:r>
-      <w:hyperlink r:id="rId15">
+      <w:hyperlink r:id="rId17">
         <w:r>
           <w:rPr>
             <w:color w:val="0563C1"/>
             <w:u w:val="single"/>
           </w:rPr>
-          <w:t>巴克莱研究：AI 模型公司每赚 100 美元，约 35 至 40 美元流向三大云巨头</w:t>
-        </w:r>
-      </w:hyperlink>
-    </w:p>
-    <w:p>
-      <w:pPr>
-        <w:pStyle w:val="Heading3"/>
-      </w:pPr>
-      <w:r>
-        <w:rPr>
-          <w:rFonts w:ascii="Times New Roman" w:hAnsi="Times New Roman" w:eastAsia="黑体"/>
-          <w:b w:val="0"/>
-          <w:color w:val="888888"/>
-          <w:sz w:val="24"/>
-        </w:rPr>
-        <w:t>【C级·参考】</w:t>
-      </w:r>
-      <w:r>
-        <w:rPr>
-          <w:rFonts w:ascii="Times New Roman" w:hAnsi="Times New Roman" w:eastAsia="黑体"/>
-          <w:b w:val="0"/>
-          <w:color w:val="888888"/>
-          <w:sz w:val="24"/>
-        </w:rPr>
-        <w:t>东芝 S300 AI 系列机械硬盘开售：可选 8TB、10TB，2949 元起</w:t>
-      </w:r>
-    </w:p>
-    <w:p>
-      <w:r>
-        <w:rPr>
-          <w:rFonts w:ascii="Times New Roman" w:hAnsi="Times New Roman" w:eastAsia="宋体"/>
-          <w:color w:val="888888"/>
-          <w:sz w:val="18"/>
-        </w:rPr>
-        <w:t>来源:IT之家 | 时间:08-30 18:32</w:t>
-      </w:r>
-    </w:p>
-    <w:p>
-      <w:r>
-        <w:rPr>
-          <w:rFonts w:ascii="Times New Roman" w:hAnsi="Times New Roman" w:eastAsia="宋体"/>
-          <w:sz w:val="18"/>
-        </w:rPr>
-        <w:t>链接:</w:t>
-      </w:r>
-      <w:hyperlink r:id="rId16">
-        <w:r>
-          <w:rPr>
-            <w:color w:val="0563C1"/>
-            <w:u w:val="single"/>
-          </w:rPr>
-          <w:t>东芝 S300 AI 系列机械硬盘开售：可选 8TB、10TB，2949 元起</w:t>
+          <w:t>苹果2027年推首款AI眼镜：无屏设计聚焦视觉智能 重新定义人机交互新体验</w:t>
         </w:r>
       </w:hyperlink>
     </w:p>
@@ -499,7 +550,7 @@
         </w:rPr>
         <w:t>链接:</w:t>
       </w:r>
-      <w:hyperlink r:id="rId17">
+      <w:hyperlink r:id="rId18">
         <w:r>
           <w:rPr>
             <w:color w:val="0563C1"/>
@@ -550,7 +601,7 @@
         </w:rPr>
         <w:t>链接:</w:t>
       </w:r>
-      <w:hyperlink r:id="rId18">
+      <w:hyperlink r:id="rId19">
         <w:r>
           <w:rPr>
             <w:color w:val="0563C1"/>
@@ -601,7 +652,7 @@
         </w:rPr>
         <w:t>链接:</w:t>
       </w:r>
-      <w:hyperlink r:id="rId19">
+      <w:hyperlink r:id="rId20">
         <w:r>
           <w:rPr>
             <w:color w:val="0563C1"/>
@@ -652,7 +703,7 @@
         </w:rPr>
         <w:t>链接:</w:t>
       </w:r>
-      <w:hyperlink r:id="rId20">
+      <w:hyperlink r:id="rId21">
         <w:r>
           <w:rPr>
             <w:color w:val="0563C1"/>
@@ -682,7 +733,7 @@
           <w:color w:val="888888"/>
           <w:sz w:val="24"/>
         </w:rPr>
-        <w:t>苹果首款AI智能眼镜定档2027年，主打无屏视觉智能驱动Siri</w:t>
+        <w:t>苹果首款AI智能眼镜：2027年亮相，无显示屏的未来科技探索</w:t>
       </w:r>
     </w:p>
     <w:p>
@@ -692,7 +743,7 @@
           <w:color w:val="888888"/>
           <w:sz w:val="18"/>
         </w:rPr>
-        <w:t>来源:Bing新闻 | 时间:08-30 05:48</w:t>
+        <w:t>来源:Bing新闻 | 时间:08-30 07:44</w:t>
       </w:r>
     </w:p>
     <w:p>
@@ -703,13 +754,13 @@
         </w:rPr>
         <w:t>链接:</w:t>
       </w:r>
-      <w:hyperlink r:id="rId21">
+      <w:hyperlink r:id="rId22">
         <w:r>
           <w:rPr>
             <w:color w:val="0563C1"/>
             <w:u w:val="single"/>
           </w:rPr>
-          <w:t>苹果首款AI智能眼镜定档2027年，主打无屏视觉智能驱动Siri</w:t>
+          <w:t>苹果首款AI智能眼镜：2027年亮相，无显示屏的未来科技探索</w:t>
         </w:r>
       </w:hyperlink>
     </w:p>
@@ -766,115 +817,13 @@
         </w:rPr>
         <w:t>链接:</w:t>
       </w:r>
-      <w:hyperlink r:id="rId22">
+      <w:hyperlink r:id="rId23">
         <w:r>
           <w:rPr>
             <w:color w:val="0563C1"/>
             <w:u w:val="single"/>
           </w:rPr>
           <w:t>法拉第未来机器人中东业务启航，首笔订单销售及交付完成</w:t>
-        </w:r>
-      </w:hyperlink>
-    </w:p>
-    <w:p>
-      <w:pPr>
-        <w:pStyle w:val="Heading3"/>
-      </w:pPr>
-      <w:r>
-        <w:rPr>
-          <w:rFonts w:ascii="Times New Roman" w:hAnsi="Times New Roman" w:eastAsia="黑体"/>
-          <w:b w:val="0"/>
-          <w:color w:val="888888"/>
-          <w:sz w:val="24"/>
-        </w:rPr>
-        <w:t>【C级·参考】</w:t>
-      </w:r>
-      <w:r>
-        <w:rPr>
-          <w:rFonts w:ascii="Times New Roman" w:hAnsi="Times New Roman" w:eastAsia="黑体"/>
-          <w:b w:val="0"/>
-          <w:color w:val="888888"/>
-          <w:sz w:val="24"/>
-        </w:rPr>
-        <w:t>消息称 Meta 正测试数据中心机器人，可完成插拔线缆、重启服务器等运维工作</w:t>
-      </w:r>
-    </w:p>
-    <w:p>
-      <w:r>
-        <w:rPr>
-          <w:rFonts w:ascii="Times New Roman" w:hAnsi="Times New Roman" w:eastAsia="宋体"/>
-          <w:color w:val="888888"/>
-          <w:sz w:val="18"/>
-        </w:rPr>
-        <w:t>来源:IT之家 | 时间:08-30 19:26</w:t>
-      </w:r>
-    </w:p>
-    <w:p>
-      <w:r>
-        <w:rPr>
-          <w:rFonts w:ascii="Times New Roman" w:hAnsi="Times New Roman" w:eastAsia="宋体"/>
-          <w:sz w:val="18"/>
-        </w:rPr>
-        <w:t>链接:</w:t>
-      </w:r>
-      <w:hyperlink r:id="rId23">
-        <w:r>
-          <w:rPr>
-            <w:color w:val="0563C1"/>
-            <w:u w:val="single"/>
-          </w:rPr>
-          <w:t>消息称 Meta 正测试数据中心机器人，可完成插拔线缆、重启服务器等运维工作</w:t>
-        </w:r>
-      </w:hyperlink>
-    </w:p>
-    <w:p>
-      <w:pPr>
-        <w:pStyle w:val="Heading3"/>
-      </w:pPr>
-      <w:r>
-        <w:rPr>
-          <w:rFonts w:ascii="Times New Roman" w:hAnsi="Times New Roman" w:eastAsia="黑体"/>
-          <w:b w:val="0"/>
-          <w:color w:val="888888"/>
-          <w:sz w:val="24"/>
-        </w:rPr>
-        <w:t>【C级·参考】</w:t>
-      </w:r>
-      <w:r>
-        <w:rPr>
-          <w:rFonts w:ascii="Times New Roman" w:hAnsi="Times New Roman" w:eastAsia="黑体"/>
-          <w:b w:val="0"/>
-          <w:color w:val="888888"/>
-          <w:sz w:val="24"/>
-        </w:rPr>
-        <w:t>智能眼镜可AR导航 机器人能陪伴老人</w:t>
-      </w:r>
-    </w:p>
-    <w:p>
-      <w:r>
-        <w:rPr>
-          <w:rFonts w:ascii="Times New Roman" w:hAnsi="Times New Roman" w:eastAsia="宋体"/>
-          <w:color w:val="888888"/>
-          <w:sz w:val="18"/>
-        </w:rPr>
-        <w:t>来源:Bing新闻 | 时间:08-30 18:09</w:t>
-      </w:r>
-    </w:p>
-    <w:p>
-      <w:r>
-        <w:rPr>
-          <w:rFonts w:ascii="Times New Roman" w:hAnsi="Times New Roman" w:eastAsia="宋体"/>
-          <w:sz w:val="18"/>
-        </w:rPr>
-        <w:t>链接:</w:t>
-      </w:r>
-      <w:hyperlink r:id="rId24">
-        <w:r>
-          <w:rPr>
-            <w:color w:val="0563C1"/>
-            <w:u w:val="single"/>
-          </w:rPr>
-          <w:t>智能眼镜可AR导航 机器人能陪伴老人</w:t>
         </w:r>
       </w:hyperlink>
     </w:p>
@@ -948,7 +897,7 @@
         </w:rPr>
         <w:t>链接:</w:t>
       </w:r>
-      <w:hyperlink r:id="rId25">
+      <w:hyperlink r:id="rId24">
         <w:r>
           <w:rPr>
             <w:color w:val="0563C1"/>
@@ -999,7 +948,7 @@
         </w:rPr>
         <w:t>链接:</w:t>
       </w:r>
-      <w:hyperlink r:id="rId26">
+      <w:hyperlink r:id="rId25">
         <w:r>
           <w:rPr>
             <w:color w:val="0563C1"/>
@@ -1020,6 +969,159 @@
         </w:rPr>
         <w:t>游戏/电竞/平台公司</w:t>
       </w:r>
+    </w:p>
+    <w:p>
+      <w:pPr>
+        <w:pStyle w:val="Heading3"/>
+      </w:pPr>
+      <w:r>
+        <w:rPr>
+          <w:rFonts w:ascii="Times New Roman" w:hAnsi="Times New Roman" w:eastAsia="黑体"/>
+          <w:b w:val="0"/>
+          <w:color w:val="888888"/>
+          <w:sz w:val="24"/>
+        </w:rPr>
+        <w:t>【C级·参考】</w:t>
+      </w:r>
+      <w:r>
+        <w:rPr>
+          <w:rFonts w:ascii="Times New Roman" w:hAnsi="Times New Roman" w:eastAsia="黑体"/>
+          <w:b w:val="0"/>
+          <w:color w:val="888888"/>
+          <w:sz w:val="24"/>
+        </w:rPr>
+        <w:t>完善 Edition 20 阵容：华硕 ROG 推出冲锋甲 2 XXL 电竞鼠标垫 20 周年版</w:t>
+      </w:r>
+    </w:p>
+    <w:p>
+      <w:r>
+        <w:rPr>
+          <w:rFonts w:ascii="Times New Roman" w:hAnsi="Times New Roman" w:eastAsia="宋体"/>
+          <w:color w:val="888888"/>
+          <w:sz w:val="18"/>
+        </w:rPr>
+        <w:t>来源:IT之家 | 时间:08-31 09:11</w:t>
+      </w:r>
+    </w:p>
+    <w:p>
+      <w:r>
+        <w:rPr>
+          <w:rFonts w:ascii="Times New Roman" w:hAnsi="Times New Roman" w:eastAsia="宋体"/>
+          <w:sz w:val="18"/>
+        </w:rPr>
+        <w:t>链接:</w:t>
+      </w:r>
+      <w:hyperlink r:id="rId26">
+        <w:r>
+          <w:rPr>
+            <w:color w:val="0563C1"/>
+            <w:u w:val="single"/>
+          </w:rPr>
+          <w:t>完善 Edition 20 阵容：华硕 ROG 推出冲锋甲 2 XXL 电竞鼠标垫 20 周年版</w:t>
+        </w:r>
+      </w:hyperlink>
+    </w:p>
+    <w:p>
+      <w:pPr>
+        <w:pStyle w:val="Heading3"/>
+      </w:pPr>
+      <w:r>
+        <w:rPr>
+          <w:rFonts w:ascii="Times New Roman" w:hAnsi="Times New Roman" w:eastAsia="黑体"/>
+          <w:b w:val="0"/>
+          <w:color w:val="888888"/>
+          <w:sz w:val="24"/>
+        </w:rPr>
+        <w:t>【C级·参考】</w:t>
+      </w:r>
+      <w:r>
+        <w:rPr>
+          <w:rFonts w:ascii="Times New Roman" w:hAnsi="Times New Roman" w:eastAsia="黑体"/>
+          <w:b w:val="0"/>
+          <w:color w:val="888888"/>
+          <w:sz w:val="24"/>
+        </w:rPr>
+        <w:t>《沙丘：觉醒》PS5 版本运行规格公布：性能模式支持动态 4K 分辨率 / 60 帧，游戏 9 月 22 日发售</w:t>
+      </w:r>
+    </w:p>
+    <w:p>
+      <w:r>
+        <w:rPr>
+          <w:rFonts w:ascii="Times New Roman" w:hAnsi="Times New Roman" w:eastAsia="宋体"/>
+          <w:color w:val="888888"/>
+          <w:sz w:val="18"/>
+        </w:rPr>
+        <w:t>来源:IT之家 | 时间:08-31 09:08</w:t>
+      </w:r>
+    </w:p>
+    <w:p>
+      <w:r>
+        <w:rPr>
+          <w:rFonts w:ascii="Times New Roman" w:hAnsi="Times New Roman" w:eastAsia="宋体"/>
+          <w:sz w:val="18"/>
+        </w:rPr>
+        <w:t>链接:</w:t>
+      </w:r>
+      <w:hyperlink r:id="rId27">
+        <w:r>
+          <w:rPr>
+            <w:color w:val="0563C1"/>
+            <w:u w:val="single"/>
+          </w:rPr>
+          <w:t>《沙丘：觉醒》PS5 版本运行规格公布：性能模式支持动态 4K 分辨率 / 60 帧，游戏 9 月 22 日发售</w:t>
+        </w:r>
+      </w:hyperlink>
+    </w:p>
+    <w:p>
+      <w:pPr>
+        <w:pStyle w:val="Heading3"/>
+      </w:pPr>
+      <w:r>
+        <w:rPr>
+          <w:rFonts w:ascii="Times New Roman" w:hAnsi="Times New Roman" w:eastAsia="黑体"/>
+          <w:b w:val="0"/>
+          <w:color w:val="888888"/>
+          <w:sz w:val="24"/>
+        </w:rPr>
+        <w:t>【C级·参考】</w:t>
+      </w:r>
+      <w:r>
+        <w:rPr>
+          <w:rFonts w:ascii="Times New Roman" w:hAnsi="Times New Roman" w:eastAsia="黑体"/>
+          <w:b w:val="0"/>
+          <w:color w:val="888888"/>
+          <w:sz w:val="24"/>
+        </w:rPr>
+        <w:t>联想来酷斗战者战 7000P 2025 游戏本配置上新：8940HX + 5050</w:t>
+      </w:r>
+    </w:p>
+    <w:p>
+      <w:r>
+        <w:rPr>
+          <w:rFonts w:ascii="Times New Roman" w:hAnsi="Times New Roman" w:eastAsia="宋体"/>
+          <w:color w:val="888888"/>
+          <w:sz w:val="18"/>
+        </w:rPr>
+        <w:t>来源:IT之家 | 时间:08-31 08:47</w:t>
+      </w:r>
+    </w:p>
+    <w:p>
+      <w:r>
+        <w:rPr>
+          <w:rFonts w:ascii="Times New Roman" w:hAnsi="Times New Roman" w:eastAsia="宋体"/>
+          <w:sz w:val="18"/>
+        </w:rPr>
+        <w:t>链接:</w:t>
+      </w:r>
+      <w:hyperlink r:id="rId28">
+        <w:r>
+          <w:rPr>
+            <w:color w:val="0563C1"/>
+            <w:u w:val="single"/>
+          </w:rPr>
+          <w:t>联想来酷斗战者战 7000P 2025 游戏本配置上新：8940HX + 5050</w:t>
+        </w:r>
+      </w:hyperlink>
     </w:p>
     <w:p>
       <w:pPr>
@@ -1062,7 +1164,7 @@
         </w:rPr>
         <w:t>链接:</w:t>
       </w:r>
-      <w:hyperlink r:id="rId27">
+      <w:hyperlink r:id="rId29">
         <w:r>
           <w:rPr>
             <w:color w:val="0563C1"/>
@@ -1113,7 +1215,7 @@
         </w:rPr>
         <w:t>链接:</w:t>
       </w:r>
-      <w:hyperlink r:id="rId28">
+      <w:hyperlink r:id="rId30">
         <w:r>
           <w:rPr>
             <w:color w:val="0563C1"/>
@@ -1164,7 +1266,7 @@
         </w:rPr>
         <w:t>链接:</w:t>
       </w:r>
-      <w:hyperlink r:id="rId29">
+      <w:hyperlink r:id="rId31">
         <w:r>
           <w:rPr>
             <w:color w:val="0563C1"/>
@@ -1215,7 +1317,7 @@
         </w:rPr>
         <w:t>链接:</w:t>
       </w:r>
-      <w:hyperlink r:id="rId30">
+      <w:hyperlink r:id="rId32">
         <w:r>
           <w:rPr>
             <w:color w:val="0563C1"/>
@@ -1266,7 +1368,7 @@
         </w:rPr>
         <w:t>链接:</w:t>
       </w:r>
-      <w:hyperlink r:id="rId31">
+      <w:hyperlink r:id="rId33">
         <w:r>
           <w:rPr>
             <w:color w:val="0563C1"/>
@@ -1317,7 +1419,7 @@
         </w:rPr>
         <w:t>链接:</w:t>
       </w:r>
-      <w:hyperlink r:id="rId32">
+      <w:hyperlink r:id="rId34">
         <w:r>
           <w:rPr>
             <w:color w:val="0563C1"/>
@@ -1368,7 +1470,7 @@
         </w:rPr>
         <w:t>链接:</w:t>
       </w:r>
-      <w:hyperlink r:id="rId33">
+      <w:hyperlink r:id="rId35">
         <w:r>
           <w:rPr>
             <w:color w:val="0563C1"/>
@@ -1419,7 +1521,7 @@
         </w:rPr>
         <w:t>链接:</w:t>
       </w:r>
-      <w:hyperlink r:id="rId34">
+      <w:hyperlink r:id="rId36">
         <w:r>
           <w:rPr>
             <w:color w:val="0563C1"/>
@@ -1470,7 +1572,7 @@
         </w:rPr>
         <w:t>链接:</w:t>
       </w:r>
-      <w:hyperlink r:id="rId35">
+      <w:hyperlink r:id="rId37">
         <w:r>
           <w:rPr>
             <w:color w:val="0563C1"/>
@@ -1521,115 +1623,13 @@
         </w:rPr>
         <w:t>链接:</w:t>
       </w:r>
-      <w:hyperlink r:id="rId36">
+      <w:hyperlink r:id="rId38">
         <w:r>
           <w:rPr>
             <w:color w:val="0563C1"/>
             <w:u w:val="single"/>
           </w:rPr>
           <w:t>消息称索尼 State of Play 游戏发布会即将到来，9 月可能性极大</w:t>
-        </w:r>
-      </w:hyperlink>
-    </w:p>
-    <w:p>
-      <w:pPr>
-        <w:pStyle w:val="Heading3"/>
-      </w:pPr>
-      <w:r>
-        <w:rPr>
-          <w:rFonts w:ascii="Times New Roman" w:hAnsi="Times New Roman" w:eastAsia="黑体"/>
-          <w:b w:val="0"/>
-          <w:color w:val="888888"/>
-          <w:sz w:val="24"/>
-        </w:rPr>
-        <w:t>【C级·参考】</w:t>
-      </w:r>
-      <w:r>
-        <w:rPr>
-          <w:rFonts w:ascii="Times New Roman" w:hAnsi="Times New Roman" w:eastAsia="黑体"/>
-          <w:b w:val="0"/>
-          <w:color w:val="888888"/>
-          <w:sz w:val="24"/>
-        </w:rPr>
-        <w:t>2026 科隆游戏展大奖公布，CDPR、世嘉各揽三奖</w:t>
-      </w:r>
-    </w:p>
-    <w:p>
-      <w:r>
-        <w:rPr>
-          <w:rFonts w:ascii="Times New Roman" w:hAnsi="Times New Roman" w:eastAsia="宋体"/>
-          <w:color w:val="888888"/>
-          <w:sz w:val="18"/>
-        </w:rPr>
-        <w:t>来源:IT之家 | 时间:08-30 19:57</w:t>
-      </w:r>
-    </w:p>
-    <w:p>
-      <w:r>
-        <w:rPr>
-          <w:rFonts w:ascii="Times New Roman" w:hAnsi="Times New Roman" w:eastAsia="宋体"/>
-          <w:sz w:val="18"/>
-        </w:rPr>
-        <w:t>链接:</w:t>
-      </w:r>
-      <w:hyperlink r:id="rId37">
-        <w:r>
-          <w:rPr>
-            <w:color w:val="0563C1"/>
-            <w:u w:val="single"/>
-          </w:rPr>
-          <w:t>2026 科隆游戏展大奖公布，CDPR、世嘉各揽三奖</w:t>
-        </w:r>
-      </w:hyperlink>
-    </w:p>
-    <w:p>
-      <w:pPr>
-        <w:pStyle w:val="Heading3"/>
-      </w:pPr>
-      <w:r>
-        <w:rPr>
-          <w:rFonts w:ascii="Times New Roman" w:hAnsi="Times New Roman" w:eastAsia="黑体"/>
-          <w:b w:val="0"/>
-          <w:color w:val="888888"/>
-          <w:sz w:val="24"/>
-        </w:rPr>
-        <w:t>【C级·参考】</w:t>
-      </w:r>
-      <w:r>
-        <w:rPr>
-          <w:rFonts w:ascii="Times New Roman" w:hAnsi="Times New Roman" w:eastAsia="黑体"/>
-          <w:b w:val="0"/>
-          <w:color w:val="888888"/>
-          <w:sz w:val="24"/>
-        </w:rPr>
-        <w:t>《红霞岛》总监谈游戏失败：我们被服务型游戏的浪潮带偏了</w:t>
-      </w:r>
-    </w:p>
-    <w:p>
-      <w:r>
-        <w:rPr>
-          <w:rFonts w:ascii="Times New Roman" w:hAnsi="Times New Roman" w:eastAsia="宋体"/>
-          <w:color w:val="888888"/>
-          <w:sz w:val="18"/>
-        </w:rPr>
-        <w:t>来源:IT之家 | 时间:08-30 18:57</w:t>
-      </w:r>
-    </w:p>
-    <w:p>
-      <w:r>
-        <w:rPr>
-          <w:rFonts w:ascii="Times New Roman" w:hAnsi="Times New Roman" w:eastAsia="宋体"/>
-          <w:sz w:val="18"/>
-        </w:rPr>
-        <w:t>链接:</w:t>
-      </w:r>
-      <w:hyperlink r:id="rId38">
-        <w:r>
-          <w:rPr>
-            <w:color w:val="0563C1"/>
-            <w:u w:val="single"/>
-          </w:rPr>
-          <w:t>《红霞岛》总监谈游戏失败：我们被服务型游戏的浪潮带偏了</w:t>
         </w:r>
       </w:hyperlink>
     </w:p>
@@ -1676,7 +1676,7 @@
           <w:rFonts w:ascii="Times New Roman" w:hAnsi="Times New Roman" w:eastAsia="宋体"/>
           <w:sz w:val="18"/>
         </w:rPr>
-        <w:t>IT之家(60)、GameLook(0)、HackerNews(3)、Bing新闻(5)</w:t>
+        <w:t>IT之家(60)、GameLook(0)、HackerNews(3)、Bing新闻(6)</w:t>
       </w:r>
     </w:p>
     <w:p>
